--- a/src/main/resources/templates/partA/2026-07-29 - FTR56 Offence conviction/Preview Part A Template.docx
+++ b/src/main/resources/templates/partA/2026-07-29 - FTR56 Offence conviction/Preview Part A Template.docx
@@ -360,6 +360,7 @@
         <w:outlineLvl w:val="1"/>
         <w:rPr>
           <w:rFonts w:ascii="Arial" w:hAnsi="Arial" w:cs="Arial"/>
+          <w:b/>
         </w:rPr>
       </w:pPr>
       <w:r>
@@ -398,7 +399,7 @@
       <w:r>
         <w:rPr>
           <w:rFonts w:ascii="Arial" w:hAnsi="Arial" w:cs="Arial"/>
-          <w:bCs/>
+          <w:b/>
         </w:rPr>
         <w:t>{{is_this_an_emergency_recall}}</w:t>
       </w:r>
@@ -472,9 +473,16 @@
       <w:r>
         <w:rPr>
           <w:rFonts w:ascii="Arial" w:hAnsi="Arial" w:cs="Arial"/>
-          <w:bCs/>
-        </w:rPr>
-        <w:t>{{indeterminate_sentence_type}} (</w:t>
+          <w:b/>
+        </w:rPr>
+        <w:t>{{indeterminate_sentence_type}}</w:t>
+      </w:r>
+      <w:r>
+        <w:rPr>
+          <w:rFonts w:ascii="Arial" w:hAnsi="Arial" w:cs="Arial"/>
+          <w:bCs/>
+        </w:rPr>
+        <w:t xml:space="preserve"> (</w:t>
       </w:r>
       <w:r>
         <w:rPr>
@@ -533,7 +541,7 @@
       <w:r>
         <w:rPr>
           <w:rFonts w:ascii="Arial" w:hAnsi="Arial" w:cs="Arial"/>
-          <w:bCs/>
+          <w:b/>
         </w:rPr>
         <w:t>{{is_extended_sentence}}</w:t>
       </w:r>
@@ -682,21 +690,14 @@
           <w:rFonts w:ascii="Arial" w:hAnsi="Arial" w:cs="Arial"/>
           <w:bCs/>
         </w:rPr>
-        <w:t xml:space="preserve"> {{</w:t>
-      </w:r>
-      <w:r>
-        <w:rPr>
-          <w:rFonts w:ascii="Arial" w:hAnsi="Arial" w:cs="Arial"/>
-          <w:bCs/>
-        </w:rPr>
-        <w:t>is_serving_youth_sentence</w:t>
-      </w:r>
-      <w:r>
-        <w:rPr>
-          <w:rFonts w:ascii="Arial" w:hAnsi="Arial" w:cs="Arial"/>
-          <w:bCs/>
-        </w:rPr>
-        <w:t>}}</w:t>
+        <w:t xml:space="preserve"> </w:t>
+      </w:r>
+      <w:r>
+        <w:rPr>
+          <w:rFonts w:ascii="Arial" w:hAnsi="Arial" w:cs="Arial"/>
+          <w:b/>
+        </w:rPr>
+        <w:t>{{is_serving_youth_sentence}}</w:t>
       </w:r>
     </w:p>
     <w:p>
@@ -732,7 +733,7 @@
       <w:r>
         <w:rPr>
           <w:rFonts w:ascii="Arial" w:hAnsi="Arial" w:cs="Arial"/>
-          <w:bCs/>
+          <w:b/>
         </w:rPr>
         <w:t>{{is_serving_youth_sentence}}</w:t>
       </w:r>
@@ -867,23 +868,9 @@
       <w:r>
         <w:rPr>
           <w:rFonts w:ascii="Arial" w:hAnsi="Arial" w:cs="Arial"/>
-          <w:bCs/>
-        </w:rPr>
-        <w:t>{{is_mappa_level_2_or_3</w:t>
-      </w:r>
-      <w:r>
-        <w:rPr>
-          <w:rFonts w:ascii="Arial" w:hAnsi="Arial" w:cs="Arial"/>
-          <w:bCs/>
-        </w:rPr>
-        <w:t>_as_youth_sds_under_12_months</w:t>
-      </w:r>
-      <w:r>
-        <w:rPr>
-          <w:rFonts w:ascii="Arial" w:hAnsi="Arial" w:cs="Arial"/>
-          <w:bCs/>
-        </w:rPr>
-        <w:t>}}</w:t>
+          <w:b/>
+        </w:rPr>
+        <w:t>{{is_mappa_level_2_or_3_as_youth_sds_under_12_months}}</w:t>
       </w:r>
     </w:p>
     <w:p>
@@ -919,7 +906,7 @@
       <w:r>
         <w:rPr>
           <w:rFonts w:ascii="Arial" w:hAnsi="Arial" w:cs="Arial"/>
-          <w:bCs/>
+          <w:b/>
         </w:rPr>
         <w:t>{{is_youth_charged_with_serious_offence}}</w:t>
       </w:r>
@@ -1062,7 +1049,7 @@
       <w:r>
         <w:rPr>
           <w:rFonts w:ascii="Arial" w:hAnsi="Arial" w:cs="Arial"/>
-          <w:bCs/>
+          <w:b/>
         </w:rPr>
         <w:t>{{is_charged_and_convicted_with_offence}}</w:t>
       </w:r>
@@ -1152,23 +1139,9 @@
       <w:r>
         <w:rPr>
           <w:rFonts w:ascii="Arial" w:hAnsi="Arial" w:cs="Arial"/>
-          <w:bCs/>
-        </w:rPr>
-        <w:t>{{is_mappa_level_2_or_3</w:t>
-      </w:r>
-      <w:r>
-        <w:rPr>
-          <w:rFonts w:ascii="Arial" w:hAnsi="Arial" w:cs="Arial"/>
-          <w:bCs/>
-        </w:rPr>
-        <w:t>_as_adult_sds</w:t>
-      </w:r>
-      <w:r>
-        <w:rPr>
-          <w:rFonts w:ascii="Arial" w:hAnsi="Arial" w:cs="Arial"/>
-          <w:bCs/>
-        </w:rPr>
-        <w:t>}}</w:t>
+          <w:b/>
+        </w:rPr>
+        <w:t>{{is_mappa_level_2_or_3_as_adult_sds}}</w:t>
       </w:r>
       <w:r>
         <w:br/>
@@ -1189,37 +1162,9 @@
       <w:r>
         <w:rPr>
           <w:rFonts w:ascii="Arial" w:hAnsi="Arial" w:cs="Arial"/>
-          <w:bCs/>
-        </w:rPr>
-        <w:t>{{is_serving_</w:t>
-      </w:r>
-      <w:r>
-        <w:rPr>
-          <w:rFonts w:ascii="Arial" w:hAnsi="Arial" w:cs="Arial"/>
-          <w:bCs/>
-        </w:rPr>
-        <w:t>sopc</w:t>
-      </w:r>
-      <w:r>
-        <w:rPr>
-          <w:rFonts w:ascii="Arial" w:hAnsi="Arial" w:cs="Arial"/>
-          <w:bCs/>
-        </w:rPr>
-        <w:t>_</w:t>
-      </w:r>
-      <w:r>
-        <w:rPr>
-          <w:rFonts w:ascii="Arial" w:hAnsi="Arial" w:cs="Arial"/>
-          <w:bCs/>
-        </w:rPr>
-        <w:t>s</w:t>
-      </w:r>
-      <w:r>
-        <w:rPr>
-          <w:rFonts w:ascii="Arial" w:hAnsi="Arial" w:cs="Arial"/>
-          <w:bCs/>
-        </w:rPr>
-        <w:t>entence}}</w:t>
+          <w:b/>
+        </w:rPr>
+        <w:t>{{is_serving_sopc_sentence}}</w:t>
       </w:r>
     </w:p>
     <w:p>
@@ -1246,23 +1191,9 @@
       <w:r>
         <w:rPr>
           <w:rFonts w:ascii="Arial" w:hAnsi="Arial" w:cs="Arial"/>
-          <w:bCs/>
-        </w:rPr>
-        <w:t>{{is_serving_</w:t>
-      </w:r>
-      <w:r>
-        <w:rPr>
-          <w:rFonts w:ascii="Arial" w:hAnsi="Arial" w:cs="Arial"/>
-          <w:bCs/>
-        </w:rPr>
-        <w:t>dcr</w:t>
-      </w:r>
-      <w:r>
-        <w:rPr>
-          <w:rFonts w:ascii="Arial" w:hAnsi="Arial" w:cs="Arial"/>
-          <w:bCs/>
-        </w:rPr>
-        <w:t>_sentence}}</w:t>
+          <w:b/>
+        </w:rPr>
+        <w:t>{{is_serving_dcr_sentence}}</w:t>
       </w:r>
     </w:p>
     <w:p>
@@ -1290,7 +1221,7 @@
       <w:r>
         <w:rPr>
           <w:rFonts w:ascii="Arial" w:hAnsi="Arial" w:cs="Arial"/>
-          <w:bCs/>
+          <w:b/>
         </w:rPr>
         <w:t>{{was_referred_to_parole_board_244zb}}</w:t>
       </w:r>
@@ -1319,7 +1250,7 @@
       <w:r>
         <w:rPr>
           <w:rFonts w:ascii="Arial" w:hAnsi="Arial" w:cs="Arial"/>
-          <w:bCs/>
+          <w:b/>
         </w:rPr>
         <w:t>{{was_repatriated_for_murder}}</w:t>
       </w:r>
@@ -1348,23 +1279,9 @@
       <w:r>
         <w:rPr>
           <w:rFonts w:ascii="Arial" w:hAnsi="Arial" w:cs="Arial"/>
-          <w:bCs/>
-        </w:rPr>
-        <w:t>{{is_mappa_category_4</w:t>
-      </w:r>
-      <w:r>
-        <w:rPr>
-          <w:rFonts w:ascii="Arial" w:hAnsi="Arial" w:cs="Arial"/>
-          <w:bCs/>
-        </w:rPr>
-        <w:t>_as_adult_sds</w:t>
-      </w:r>
-      <w:r>
-        <w:rPr>
-          <w:rFonts w:ascii="Arial" w:hAnsi="Arial" w:cs="Arial"/>
-          <w:bCs/>
-        </w:rPr>
-        <w:t>}}</w:t>
+          <w:b/>
+        </w:rPr>
+        <w:t>{{is_mappa_category_4_as_adult_sds}}</w:t>
       </w:r>
     </w:p>
     <w:p>
@@ -1380,6 +1297,7 @@
         <w:outlineLvl w:val="1"/>
         <w:rPr>
           <w:rFonts w:ascii="Arial" w:hAnsi="Arial" w:cs="Arial"/>
+          <w:b/>
         </w:rPr>
       </w:pPr>
       <w:r>
@@ -1391,7 +1309,7 @@
       <w:r>
         <w:rPr>
           <w:rFonts w:ascii="Arial" w:hAnsi="Arial" w:cs="Arial"/>
-          <w:bCs/>
+          <w:b/>
         </w:rPr>
         <w:t>{{is_at_risk_of_involved_in_foreign_power_threat}}</w:t>
       </w:r>
@@ -1420,16 +1338,9 @@
       <w:r>
         <w:rPr>
           <w:rFonts w:ascii="Arial" w:hAnsi="Arial" w:cs="Arial"/>
-          <w:bCs/>
-        </w:rPr>
-        <w:t>{{is_serving_terrorist_or_national_</w:t>
-      </w:r>
-      <w:r>
-        <w:rPr>
-          <w:rFonts w:ascii="Arial" w:hAnsi="Arial" w:cs="Arial"/>
-          <w:bCs/>
-        </w:rPr>
-        <w:t>security_offence}}</w:t>
+          <w:b/>
+        </w:rPr>
+        <w:t>{{is_serving_terrorist_or_national_security_offence}}</w:t>
       </w:r>
     </w:p>
     <w:p>
@@ -9350,7 +9261,7 @@
       <w:rPr>
         <w:noProof/>
       </w:rPr>
-      <w:pict w14:anchorId="633892D7">
+      <w:pict w14:anchorId="6F9CAB96">
         <v:shapetype id="_x0000_t136" coordsize="21600,21600" o:spt="136" adj="10800" path="m@7,l@8,m@5,21600l@6,21600e">
           <v:formulas>
             <v:f eqn="sum #0 0 10800"/>
@@ -9375,7 +9286,7 @@
           </v:handles>
           <o:lock v:ext="edit" text="t" shapetype="t"/>
         </v:shapetype>
-        <v:shape id="PowerPlusWaterMarkObject1494774161" o:spid="_x0000_s1027" type="#_x0000_t136" alt="" style="position:absolute;margin-left:0;margin-top:0;width:511.95pt;height:135.2pt;rotation:315;z-index:-251642880;mso-wrap-edited:f;mso-width-percent:0;mso-height-percent:0;mso-position-horizontal:center;mso-position-horizontal-relative:margin;mso-position-vertical:center;mso-position-vertical-relative:margin;mso-width-percent:0;mso-height-percent:0" o:allowincell="f" fillcolor="#5a5a5a [2109]" stroked="f">
+        <v:shape id="PowerPlusWaterMarkObject2078246326" o:spid="_x0000_s1027" type="#_x0000_t136" alt="" style="position:absolute;margin-left:0;margin-top:0;width:511.95pt;height:135.2pt;rotation:315;z-index:-251618304;mso-wrap-edited:f;mso-width-percent:0;mso-height-percent:0;mso-position-horizontal:center;mso-position-horizontal-relative:margin;mso-position-vertical:center;mso-position-vertical-relative:margin;mso-width-percent:0;mso-height-percent:0" o:allowincell="f" fillcolor="#d0d0d0 [2894]" stroked="f">
           <v:textpath style="font-family:&quot;Times New Roman&quot;;font-size:1pt" string="PREVIEW"/>
           <w10:wrap anchorx="margin" anchory="margin"/>
         </v:shape>
@@ -9561,7 +9472,7 @@
       <w:rPr>
         <w:noProof/>
       </w:rPr>
-      <w:pict w14:anchorId="08BA8FC5">
+      <w:pict w14:anchorId="666F15A6">
         <v:shapetype id="_x0000_t136" coordsize="21600,21600" o:spt="136" adj="10800" path="m@7,l@8,m@5,21600l@6,21600e">
           <v:formulas>
             <v:f eqn="sum #0 0 10800"/>
@@ -9586,7 +9497,7 @@
           </v:handles>
           <o:lock v:ext="edit" text="t" shapetype="t"/>
         </v:shapetype>
-        <v:shape id="PowerPlusWaterMarkObject1494774162" o:spid="_x0000_s1026" type="#_x0000_t136" alt="" style="position:absolute;left:0;text-align:left;margin-left:0;margin-top:0;width:511.95pt;height:135.2pt;rotation:315;z-index:-251640832;mso-wrap-edited:f;mso-width-percent:0;mso-height-percent:0;mso-position-horizontal:center;mso-position-horizontal-relative:margin;mso-position-vertical:center;mso-position-vertical-relative:margin;mso-width-percent:0;mso-height-percent:0" o:allowincell="f" fillcolor="#5a5a5a [2109]" stroked="f">
+        <v:shape id="PowerPlusWaterMarkObject2078246327" o:spid="_x0000_s1026" type="#_x0000_t136" alt="" style="position:absolute;left:0;text-align:left;margin-left:0;margin-top:0;width:511.95pt;height:135.2pt;rotation:315;z-index:-251616256;mso-wrap-edited:f;mso-width-percent:0;mso-height-percent:0;mso-position-horizontal:center;mso-position-horizontal-relative:margin;mso-position-vertical:center;mso-position-vertical-relative:margin;mso-width-percent:0;mso-height-percent:0" o:allowincell="f" fillcolor="#d0d0d0 [2894]" stroked="f">
           <v:textpath style="font-family:&quot;Times New Roman&quot;;font-size:1pt" string="PREVIEW"/>
           <w10:wrap anchorx="margin" anchory="margin"/>
         </v:shape>
@@ -9606,7 +9517,7 @@
       <w:rPr>
         <w:noProof/>
       </w:rPr>
-      <w:pict w14:anchorId="3EA6F713">
+      <w:pict w14:anchorId="4777A80D">
         <v:shapetype id="_x0000_t136" coordsize="21600,21600" o:spt="136" adj="10800" path="m@7,l@8,m@5,21600l@6,21600e">
           <v:formulas>
             <v:f eqn="sum #0 0 10800"/>
@@ -9631,7 +9542,7 @@
           </v:handles>
           <o:lock v:ext="edit" text="t" shapetype="t"/>
         </v:shapetype>
-        <v:shape id="PowerPlusWaterMarkObject1494774160" o:spid="_x0000_s1025" type="#_x0000_t136" alt="" style="position:absolute;margin-left:0;margin-top:0;width:511.95pt;height:135.2pt;rotation:315;z-index:-251644928;mso-wrap-edited:f;mso-width-percent:0;mso-height-percent:0;mso-position-horizontal:center;mso-position-horizontal-relative:margin;mso-position-vertical:center;mso-position-vertical-relative:margin;mso-width-percent:0;mso-height-percent:0" o:allowincell="f" fillcolor="#5a5a5a [2109]" stroked="f">
+        <v:shape id="PowerPlusWaterMarkObject2078246325" o:spid="_x0000_s1025" type="#_x0000_t136" alt="" style="position:absolute;margin-left:0;margin-top:0;width:511.95pt;height:135.2pt;rotation:315;z-index:-251620352;mso-wrap-edited:f;mso-width-percent:0;mso-height-percent:0;mso-position-horizontal:center;mso-position-horizontal-relative:margin;mso-position-vertical:center;mso-position-vertical-relative:margin;mso-width-percent:0;mso-height-percent:0" o:allowincell="f" fillcolor="#d0d0d0 [2894]" stroked="f">
           <v:textpath style="font-family:&quot;Times New Roman&quot;;font-size:1pt" string="PREVIEW"/>
           <w10:wrap anchorx="margin" anchory="margin"/>
         </v:shape>
@@ -16989,6 +16900,7 @@
     <w:rsid w:val="002E732B"/>
     <w:rsid w:val="00314A9B"/>
     <w:rsid w:val="0031554E"/>
+    <w:rsid w:val="00323EAB"/>
     <w:rsid w:val="003371B1"/>
     <w:rsid w:val="00365BFC"/>
     <w:rsid w:val="003A14C8"/>
@@ -17038,6 +16950,7 @@
     <w:rsid w:val="009F018A"/>
     <w:rsid w:val="00A0143F"/>
     <w:rsid w:val="00A15BB4"/>
+    <w:rsid w:val="00A519BB"/>
     <w:rsid w:val="00A51F0F"/>
     <w:rsid w:val="00A52A8A"/>
     <w:rsid w:val="00A55355"/>
@@ -17063,6 +16976,7 @@
     <w:rsid w:val="00DB4D22"/>
     <w:rsid w:val="00DE0465"/>
     <w:rsid w:val="00DF147E"/>
+    <w:rsid w:val="00E1101D"/>
     <w:rsid w:val="00E21CA5"/>
     <w:rsid w:val="00E243CA"/>
     <w:rsid w:val="00E93BFB"/>
@@ -17848,31 +17762,10 @@
 </file>
 
 <file path=customXml/item1.xml><?xml version="1.0" encoding="utf-8"?>
-<?mso-contentType ?>
-<FormTemplates xmlns="http://schemas.microsoft.com/sharepoint/v3/contenttype/forms">
-  <Display>DocumentLibraryForm</Display>
-  <Edit>DocumentLibraryForm</Edit>
-  <New>DocumentLibraryForm</New>
-</FormTemplates>
+<b:Sources xmlns:b="http://schemas.openxmlformats.org/officeDocument/2006/bibliography" xmlns="http://schemas.openxmlformats.org/officeDocument/2006/bibliography" SelectedStyle="" StyleName="" Version="0"/>
 </file>
 
 <file path=customXml/item2.xml><?xml version="1.0" encoding="utf-8"?>
-<p:properties xmlns:p="http://schemas.microsoft.com/office/2006/metadata/properties" xmlns:xsi="http://www.w3.org/2001/XMLSchema-instance" xmlns:pc="http://schemas.microsoft.com/office/infopath/2007/PartnerControls">
-  <documentManagement>
-    <lcf76f155ced4ddcb4097134ff3c332f xmlns="2244256a-353e-4aaa-84de-68fbd58bc0b5">
-      <Terms xmlns="http://schemas.microsoft.com/office/infopath/2007/PartnerControls"/>
-    </lcf76f155ced4ddcb4097134ff3c332f>
-    <TaxCatchAll xmlns="461e5654-0e9a-4527-837d-fdc364c1f1ed" xsi:nil="true"/>
-    <Number xmlns="2244256a-353e-4aaa-84de-68fbd58bc0b5" xsi:nil="true"/>
-  </documentManagement>
-</p:properties>
-</file>
-
-<file path=customXml/item3.xml><?xml version="1.0" encoding="utf-8"?>
-<b:Sources xmlns:b="http://schemas.openxmlformats.org/officeDocument/2006/bibliography" xmlns="http://schemas.openxmlformats.org/officeDocument/2006/bibliography" SelectedStyle="" StyleName="" Version="0"/>
-</file>
-
-<file path=customXml/item4.xml><?xml version="1.0" encoding="utf-8"?>
 <ct:contentTypeSchema xmlns:ct="http://schemas.microsoft.com/office/2006/metadata/contentType" xmlns:ma="http://schemas.microsoft.com/office/2006/metadata/properties/metaAttributes" ct:_="" ma:_="" ma:contentTypeName="Document" ma:contentTypeID="0x010100BB15E224CEB19F4BA17DCD08B156C20E" ma:contentTypeVersion="14" ma:contentTypeDescription="Create a new document." ma:contentTypeScope="" ma:versionID="7cd304efa23d0061db26e2f05b6414b1">
   <xsd:schema xmlns:xsd="http://www.w3.org/2001/XMLSchema" xmlns:xs="http://www.w3.org/2001/XMLSchema" xmlns:p="http://schemas.microsoft.com/office/2006/metadata/properties" xmlns:ns2="2244256a-353e-4aaa-84de-68fbd58bc0b5" xmlns:ns3="461e5654-0e9a-4527-837d-fdc364c1f1ed" targetNamespace="http://schemas.microsoft.com/office/2006/metadata/properties" ma:root="true" ma:fieldsID="44df93feef4834377720eaaf16faf4fa" ns2:_="" ns3:_="">
     <xsd:import namespace="2244256a-353e-4aaa-84de-68fbd58bc0b5"/>
@@ -18085,26 +17978,28 @@
 </ct:contentTypeSchema>
 </file>
 
-<file path=customXml/itemProps1.xml><?xml version="1.0" encoding="utf-8"?>
-<ds:datastoreItem xmlns:ds="http://schemas.openxmlformats.org/officeDocument/2006/customXml" ds:itemID="{9C893AAC-1781-44C1-940F-A467E506D9D1}">
-  <ds:schemaRefs>
-    <ds:schemaRef ds:uri="http://schemas.microsoft.com/sharepoint/v3/contenttype/forms"/>
-  </ds:schemaRefs>
-</ds:datastoreItem>
+<file path=customXml/item3.xml><?xml version="1.0" encoding="utf-8"?>
+<?mso-contentType ?>
+<FormTemplates xmlns="http://schemas.microsoft.com/sharepoint/v3/contenttype/forms">
+  <Display>DocumentLibraryForm</Display>
+  <Edit>DocumentLibraryForm</Edit>
+  <New>DocumentLibraryForm</New>
+</FormTemplates>
 </file>
 
-<file path=customXml/itemProps2.xml><?xml version="1.0" encoding="utf-8"?>
-<ds:datastoreItem xmlns:ds="http://schemas.openxmlformats.org/officeDocument/2006/customXml" ds:itemID="{D6602E3C-70F5-412B-A646-0548AF3EB1F8}">
-  <ds:schemaRefs>
-    <ds:schemaRef ds:uri="http://schemas.microsoft.com/office/2006/metadata/properties"/>
-    <ds:schemaRef ds:uri="http://schemas.microsoft.com/office/infopath/2007/PartnerControls"/>
-    <ds:schemaRef ds:uri="2244256a-353e-4aaa-84de-68fbd58bc0b5"/>
-    <ds:schemaRef ds:uri="461e5654-0e9a-4527-837d-fdc364c1f1ed"/>
-  </ds:schemaRefs>
-</ds:datastoreItem>
+<file path=customXml/item4.xml><?xml version="1.0" encoding="utf-8"?>
+<p:properties xmlns:p="http://schemas.microsoft.com/office/2006/metadata/properties" xmlns:xsi="http://www.w3.org/2001/XMLSchema-instance" xmlns:pc="http://schemas.microsoft.com/office/infopath/2007/PartnerControls">
+  <documentManagement>
+    <lcf76f155ced4ddcb4097134ff3c332f xmlns="2244256a-353e-4aaa-84de-68fbd58bc0b5">
+      <Terms xmlns="http://schemas.microsoft.com/office/infopath/2007/PartnerControls"/>
+    </lcf76f155ced4ddcb4097134ff3c332f>
+    <TaxCatchAll xmlns="461e5654-0e9a-4527-837d-fdc364c1f1ed" xsi:nil="true"/>
+    <Number xmlns="2244256a-353e-4aaa-84de-68fbd58bc0b5" xsi:nil="true"/>
+  </documentManagement>
+</p:properties>
 </file>
 
-<file path=customXml/itemProps3.xml><?xml version="1.0" encoding="utf-8"?>
+<file path=customXml/itemProps1.xml><?xml version="1.0" encoding="utf-8"?>
 <ds:datastoreItem xmlns:ds="http://schemas.openxmlformats.org/officeDocument/2006/customXml" ds:itemID="{1AA002EC-9FAC-469B-886C-4AD0DF10DF17}">
   <ds:schemaRefs>
     <ds:schemaRef ds:uri="http://schemas.openxmlformats.org/officeDocument/2006/bibliography"/>
@@ -18112,7 +18007,7 @@
 </ds:datastoreItem>
 </file>
 
-<file path=customXml/itemProps4.xml><?xml version="1.0" encoding="utf-8"?>
+<file path=customXml/itemProps2.xml><?xml version="1.0" encoding="utf-8"?>
 <ds:datastoreItem xmlns:ds="http://schemas.openxmlformats.org/officeDocument/2006/customXml" ds:itemID="{79C448BA-7A2C-492D-9615-F080CE57201F}">
   <ds:schemaRefs>
     <ds:schemaRef ds:uri="http://schemas.microsoft.com/office/2006/metadata/contentType"/>
@@ -18129,4 +18024,23 @@
     <ds:schemaRef ds:uri="http://schemas.microsoft.com/internal/obd"/>
   </ds:schemaRefs>
 </ds:datastoreItem>
+</file>
+
+<file path=customXml/itemProps3.xml><?xml version="1.0" encoding="utf-8"?>
+<ds:datastoreItem xmlns:ds="http://schemas.openxmlformats.org/officeDocument/2006/customXml" ds:itemID="{9C893AAC-1781-44C1-940F-A467E506D9D1}">
+  <ds:schemaRefs>
+    <ds:schemaRef ds:uri="http://schemas.microsoft.com/sharepoint/v3/contenttype/forms"/>
+  </ds:schemaRefs>
+</ds:datastoreItem>
+</file>
+
+<file path=customXml/itemProps4.xml><?xml version="1.0" encoding="utf-8"?>
+<ds:datastoreItem xmlns:ds="http://schemas.openxmlformats.org/officeDocument/2006/customXml" ds:itemID="{D6602E3C-70F5-412B-A646-0548AF3EB1F8}">
+  <ds:schemaRefs>
+    <ds:schemaRef ds:uri="http://schemas.microsoft.com/office/2006/metadata/properties"/>
+    <ds:schemaRef ds:uri="http://schemas.microsoft.com/office/infopath/2007/PartnerControls"/>
+    <ds:schemaRef ds:uri="2244256a-353e-4aaa-84de-68fbd58bc0b5"/>
+    <ds:schemaRef ds:uri="461e5654-0e9a-4527-837d-fdc364c1f1ed"/>
+  </ds:schemaRefs>
+</ds:datastoreItem>
 </file>